--- a/5. DOCUMENT/TIGER_CLUB_LEARNING.docx
+++ b/5. DOCUMENT/TIGER_CLUB_LEARNING.docx
@@ -47,21 +47,7 @@
         <w:rPr>
           <w:rFonts w:ascii="Times New Roman" w:hAnsi="Times New Roman" w:cs="Times New Roman"/>
         </w:rPr>
-        <w:t>Farm Fun </w:t>
-      </w:r>
-      <w:proofErr w:type="gramStart"/>
-      <w:r>
-        <w:rPr>
-          <w:rFonts w:ascii="Times New Roman" w:hAnsi="Times New Roman" w:cs="Times New Roman"/>
-        </w:rPr>
-        <w:t>By</w:t>
-      </w:r>
-      <w:proofErr w:type="gramEnd"/>
-      <w:r>
-        <w:rPr>
-          <w:rFonts w:ascii="Times New Roman" w:hAnsi="Times New Roman" w:cs="Times New Roman"/>
-        </w:rPr>
-        <w:t> Elisa Leung</w:t>
+        <w:t>Farm Fun By Elisa Leung</w:t>
       </w:r>
     </w:p>
     <w:p>
@@ -959,10 +945,7 @@
         </w:rPr>
         <w:br w:type="page"/>
       </w:r>
-    </w:p>
-    <w:p>
-      <w:pPr>
-        <w:jc w:val="center"/>
+      <w:r>
         <w:rPr>
           <w:rFonts w:ascii="Times New Roman" w:hAnsi="Times New Roman" w:cs="Times New Roman"/>
           <w:b/>
@@ -970,8 +953,13 @@
           <w:sz w:val="32"/>
           <w:szCs w:val="32"/>
         </w:rPr>
-      </w:pPr>
-      <w:r>
+        <w:lastRenderedPageBreak/>
+        <w:br w:type="page"/>
+      </w:r>
+    </w:p>
+    <w:p>
+      <w:pPr>
+        <w:jc w:val="center"/>
         <w:rPr>
           <w:rFonts w:ascii="Times New Roman" w:hAnsi="Times New Roman" w:cs="Times New Roman"/>
           <w:b/>
@@ -979,6 +967,15 @@
           <w:sz w:val="32"/>
           <w:szCs w:val="32"/>
         </w:rPr>
+      </w:pPr>
+      <w:r>
+        <w:rPr>
+          <w:rFonts w:ascii="Times New Roman" w:hAnsi="Times New Roman" w:cs="Times New Roman"/>
+          <w:b/>
+          <w:bCs/>
+          <w:sz w:val="32"/>
+          <w:szCs w:val="32"/>
+        </w:rPr>
         <w:lastRenderedPageBreak/>
         <w:t>Farm Play</w:t>
       </w:r>
@@ -1136,16 +1133,8 @@
         <w:rPr>
           <w:rFonts w:ascii="Times New Roman" w:hAnsi="Times New Roman" w:cs="Times New Roman"/>
         </w:rPr>
-        <w:t>I </w:t>
-      </w:r>
-      <w:proofErr w:type="gramStart"/>
-      <w:r>
-        <w:rPr>
-          <w:rFonts w:ascii="Times New Roman" w:hAnsi="Times New Roman" w:cs="Times New Roman"/>
-        </w:rPr>
-        <w:t>hop</w:t>
-      </w:r>
-      <w:proofErr w:type="gramEnd"/>
+        <w:t>I hop</w:t>
+      </w:r>
     </w:p>
     <w:p>
       <w:pPr>
@@ -1636,399 +1625,598 @@
           <w:bCs/>
         </w:rPr>
         <w:lastRenderedPageBreak/>
-        <w:t xml:space="preserve">Big And Little </w:t>
-      </w:r>
-      <w:proofErr w:type="gramStart"/>
+        <w:t>Big And Little On The Farm</w:t>
+      </w:r>
+    </w:p>
+    <w:p>
+      <w:pPr>
+        <w:rPr>
+          <w:rFonts w:ascii="Times New Roman" w:hAnsi="Times New Roman" w:cs="Times New Roman"/>
+        </w:rPr>
+      </w:pPr>
+      <w:r>
+        <w:rPr>
+          <w:rFonts w:ascii="Times New Roman" w:hAnsi="Times New Roman" w:cs="Times New Roman"/>
+        </w:rPr>
+        <w:t>It's Storytime</w:t>
+      </w:r>
+    </w:p>
+    <w:p>
+      <w:pPr>
+        <w:rPr>
+          <w:rFonts w:ascii="Times New Roman" w:hAnsi="Times New Roman" w:cs="Times New Roman"/>
+        </w:rPr>
+      </w:pPr>
+      <w:r>
+        <w:rPr>
+          <w:rFonts w:ascii="Times New Roman" w:hAnsi="Times New Roman" w:cs="Times New Roman"/>
+        </w:rPr>
+        <w:t>Big and Little on the Farm by Elisa Leung</w:t>
+      </w:r>
+    </w:p>
+    <w:p>
+      <w:pPr>
+        <w:rPr>
+          <w:rFonts w:ascii="Times New Roman" w:hAnsi="Times New Roman" w:cs="Times New Roman"/>
+        </w:rPr>
+      </w:pPr>
+      <w:r>
+        <w:rPr>
+          <w:rFonts w:ascii="Times New Roman" w:hAnsi="Times New Roman" w:cs="Times New Roman"/>
+        </w:rPr>
+        <w:t>I am a big pig</w:t>
+      </w:r>
+    </w:p>
+    <w:p>
+      <w:pPr>
+        <w:rPr>
+          <w:rFonts w:ascii="Times New Roman" w:hAnsi="Times New Roman" w:cs="Times New Roman"/>
+        </w:rPr>
+      </w:pPr>
+      <w:r>
+        <w:rPr>
+          <w:rFonts w:ascii="Times New Roman" w:hAnsi="Times New Roman" w:cs="Times New Roman"/>
+        </w:rPr>
+        <w:t>I like big apples</w:t>
+      </w:r>
+    </w:p>
+    <w:p>
+      <w:pPr>
+        <w:rPr>
+          <w:rFonts w:ascii="Times New Roman" w:hAnsi="Times New Roman" w:cs="Times New Roman"/>
+        </w:rPr>
+      </w:pPr>
+      <w:r>
+        <w:rPr>
+          <w:rFonts w:ascii="Times New Roman" w:hAnsi="Times New Roman" w:cs="Times New Roman"/>
+        </w:rPr>
+        <w:t>I am a little piglet</w:t>
+      </w:r>
+    </w:p>
+    <w:p>
+      <w:pPr>
+        <w:rPr>
+          <w:rFonts w:ascii="Times New Roman" w:hAnsi="Times New Roman" w:cs="Times New Roman"/>
+        </w:rPr>
+      </w:pPr>
+      <w:r>
+        <w:rPr>
+          <w:rFonts w:ascii="Times New Roman" w:hAnsi="Times New Roman" w:cs="Times New Roman"/>
+        </w:rPr>
+        <w:t>I like little apples</w:t>
+      </w:r>
+    </w:p>
+    <w:p>
+      <w:pPr>
+        <w:rPr>
+          <w:rFonts w:ascii="Times New Roman" w:hAnsi="Times New Roman" w:cs="Times New Roman"/>
+        </w:rPr>
+      </w:pPr>
+      <w:r>
+        <w:rPr>
+          <w:rFonts w:ascii="Times New Roman" w:hAnsi="Times New Roman" w:cs="Times New Roman"/>
+        </w:rPr>
+        <w:t>I am a big dog</w:t>
+      </w:r>
+    </w:p>
+    <w:p>
+      <w:pPr>
+        <w:rPr>
+          <w:rFonts w:ascii="Times New Roman" w:hAnsi="Times New Roman" w:cs="Times New Roman"/>
+        </w:rPr>
+      </w:pPr>
+      <w:r>
+        <w:rPr>
+          <w:rFonts w:ascii="Times New Roman" w:hAnsi="Times New Roman" w:cs="Times New Roman"/>
+        </w:rPr>
+        <w:t>I like big bones</w:t>
+      </w:r>
+    </w:p>
+    <w:p>
+      <w:pPr>
+        <w:rPr>
+          <w:rFonts w:ascii="Times New Roman" w:hAnsi="Times New Roman" w:cs="Times New Roman"/>
+        </w:rPr>
+      </w:pPr>
+      <w:r>
+        <w:rPr>
+          <w:rFonts w:ascii="Times New Roman" w:hAnsi="Times New Roman" w:cs="Times New Roman"/>
+        </w:rPr>
+        <w:t>I am a little puppy</w:t>
+      </w:r>
+    </w:p>
+    <w:p>
+      <w:pPr>
+        <w:rPr>
+          <w:rFonts w:ascii="Times New Roman" w:hAnsi="Times New Roman" w:cs="Times New Roman"/>
+        </w:rPr>
+      </w:pPr>
+      <w:r>
+        <w:rPr>
+          <w:rFonts w:ascii="Times New Roman" w:hAnsi="Times New Roman" w:cs="Times New Roman"/>
+        </w:rPr>
+        <w:t>I like little bones</w:t>
+      </w:r>
+    </w:p>
+    <w:p>
+      <w:pPr>
+        <w:rPr>
+          <w:rFonts w:ascii="Times New Roman" w:hAnsi="Times New Roman" w:cs="Times New Roman"/>
+        </w:rPr>
+      </w:pPr>
+      <w:r>
+        <w:rPr>
+          <w:rFonts w:ascii="Times New Roman" w:hAnsi="Times New Roman" w:cs="Times New Roman"/>
+        </w:rPr>
+        <w:t>I am a big duck</w:t>
+      </w:r>
+    </w:p>
+    <w:p>
+      <w:pPr>
+        <w:rPr>
+          <w:rFonts w:ascii="Times New Roman" w:hAnsi="Times New Roman" w:cs="Times New Roman"/>
+        </w:rPr>
+      </w:pPr>
+      <w:r>
+        <w:rPr>
+          <w:rFonts w:ascii="Times New Roman" w:hAnsi="Times New Roman" w:cs="Times New Roman"/>
+        </w:rPr>
+        <w:t>I like big fish</w:t>
+      </w:r>
+    </w:p>
+    <w:p>
+      <w:pPr>
+        <w:rPr>
+          <w:rFonts w:ascii="Times New Roman" w:hAnsi="Times New Roman" w:cs="Times New Roman"/>
+        </w:rPr>
+      </w:pPr>
+      <w:r>
+        <w:rPr>
+          <w:rFonts w:ascii="Times New Roman" w:hAnsi="Times New Roman" w:cs="Times New Roman"/>
+        </w:rPr>
+        <w:t>I am a little duckling</w:t>
+      </w:r>
+    </w:p>
+    <w:p>
+      <w:pPr>
+        <w:rPr>
+          <w:rFonts w:ascii="Times New Roman" w:hAnsi="Times New Roman" w:cs="Times New Roman"/>
+        </w:rPr>
+      </w:pPr>
+      <w:r>
+        <w:rPr>
+          <w:rFonts w:ascii="Times New Roman" w:hAnsi="Times New Roman" w:cs="Times New Roman"/>
+        </w:rPr>
+        <w:t>I like little fish</w:t>
+      </w:r>
+    </w:p>
+    <w:p>
+      <w:pPr>
+        <w:rPr>
+          <w:rFonts w:ascii="Times New Roman" w:hAnsi="Times New Roman" w:cs="Times New Roman"/>
+        </w:rPr>
+      </w:pPr>
+      <w:r>
+        <w:rPr>
+          <w:rFonts w:ascii="Times New Roman" w:hAnsi="Times New Roman" w:cs="Times New Roman"/>
+        </w:rPr>
+        <w:t>Let's read</w:t>
+      </w:r>
+    </w:p>
+    <w:p>
+      <w:pPr>
+        <w:rPr>
+          <w:rFonts w:ascii="Times New Roman" w:hAnsi="Times New Roman" w:cs="Times New Roman"/>
+        </w:rPr>
+      </w:pPr>
+      <w:r>
+        <w:rPr>
+          <w:rFonts w:ascii="Times New Roman" w:hAnsi="Times New Roman" w:cs="Times New Roman"/>
+        </w:rPr>
+        <w:t>Big pig</w:t>
+      </w:r>
+    </w:p>
+    <w:p>
+      <w:pPr>
+        <w:rPr>
+          <w:rFonts w:ascii="Times New Roman" w:hAnsi="Times New Roman" w:cs="Times New Roman"/>
+        </w:rPr>
+      </w:pPr>
+      <w:r>
+        <w:rPr>
+          <w:rFonts w:ascii="Times New Roman" w:hAnsi="Times New Roman" w:cs="Times New Roman"/>
+        </w:rPr>
+        <w:t>Big apples</w:t>
+      </w:r>
+    </w:p>
+    <w:p>
+      <w:pPr>
+        <w:rPr>
+          <w:rFonts w:ascii="Times New Roman" w:hAnsi="Times New Roman" w:cs="Times New Roman"/>
+        </w:rPr>
+      </w:pPr>
+      <w:r>
+        <w:rPr>
+          <w:rFonts w:ascii="Times New Roman" w:hAnsi="Times New Roman" w:cs="Times New Roman"/>
+        </w:rPr>
+        <w:t>Little piglet</w:t>
+      </w:r>
+    </w:p>
+    <w:p>
+      <w:pPr>
+        <w:rPr>
+          <w:rFonts w:ascii="Times New Roman" w:hAnsi="Times New Roman" w:cs="Times New Roman"/>
+        </w:rPr>
+      </w:pPr>
+      <w:r>
+        <w:rPr>
+          <w:rFonts w:ascii="Times New Roman" w:hAnsi="Times New Roman" w:cs="Times New Roman"/>
+        </w:rPr>
+        <w:t>Little apples</w:t>
+      </w:r>
+    </w:p>
+    <w:p>
+      <w:pPr>
+        <w:rPr>
+          <w:rFonts w:ascii="Times New Roman" w:hAnsi="Times New Roman" w:cs="Times New Roman"/>
+        </w:rPr>
+      </w:pPr>
+      <w:r>
+        <w:rPr>
+          <w:rFonts w:ascii="Times New Roman" w:hAnsi="Times New Roman" w:cs="Times New Roman"/>
+        </w:rPr>
+        <w:t>Big dog</w:t>
+      </w:r>
+    </w:p>
+    <w:p>
+      <w:pPr>
+        <w:rPr>
+          <w:rFonts w:ascii="Times New Roman" w:hAnsi="Times New Roman" w:cs="Times New Roman"/>
+        </w:rPr>
+      </w:pPr>
+      <w:r>
+        <w:rPr>
+          <w:rFonts w:ascii="Times New Roman" w:hAnsi="Times New Roman" w:cs="Times New Roman"/>
+        </w:rPr>
+        <w:t>Big bones</w:t>
+      </w:r>
+    </w:p>
+    <w:p>
+      <w:pPr>
+        <w:rPr>
+          <w:rFonts w:ascii="Times New Roman" w:hAnsi="Times New Roman" w:cs="Times New Roman"/>
+        </w:rPr>
+      </w:pPr>
+      <w:r>
+        <w:rPr>
+          <w:rFonts w:ascii="Times New Roman" w:hAnsi="Times New Roman" w:cs="Times New Roman"/>
+        </w:rPr>
+        <w:t>Little puppy</w:t>
+      </w:r>
+    </w:p>
+    <w:p>
+      <w:pPr>
+        <w:rPr>
+          <w:rFonts w:ascii="Times New Roman" w:hAnsi="Times New Roman" w:cs="Times New Roman"/>
+        </w:rPr>
+      </w:pPr>
+      <w:r>
+        <w:rPr>
+          <w:rFonts w:ascii="Times New Roman" w:hAnsi="Times New Roman" w:cs="Times New Roman"/>
+        </w:rPr>
+        <w:t>Little bones</w:t>
+      </w:r>
+    </w:p>
+    <w:p>
+      <w:pPr>
+        <w:rPr>
+          <w:rFonts w:ascii="Times New Roman" w:hAnsi="Times New Roman" w:cs="Times New Roman"/>
+        </w:rPr>
+      </w:pPr>
+      <w:r>
+        <w:rPr>
+          <w:rFonts w:ascii="Times New Roman" w:hAnsi="Times New Roman" w:cs="Times New Roman"/>
+        </w:rPr>
+        <w:t>Big duck</w:t>
+      </w:r>
+    </w:p>
+    <w:p>
+      <w:pPr>
+        <w:rPr>
+          <w:rFonts w:ascii="Times New Roman" w:hAnsi="Times New Roman" w:cs="Times New Roman"/>
+        </w:rPr>
+      </w:pPr>
+      <w:r>
+        <w:rPr>
+          <w:rFonts w:ascii="Times New Roman" w:hAnsi="Times New Roman" w:cs="Times New Roman"/>
+        </w:rPr>
+        <w:t>Big fish</w:t>
+      </w:r>
+    </w:p>
+    <w:p>
+      <w:pPr>
+        <w:rPr>
+          <w:rFonts w:ascii="Times New Roman" w:hAnsi="Times New Roman" w:cs="Times New Roman"/>
+        </w:rPr>
+      </w:pPr>
+      <w:r>
+        <w:rPr>
+          <w:rFonts w:ascii="Times New Roman" w:hAnsi="Times New Roman" w:cs="Times New Roman"/>
+        </w:rPr>
+        <w:t>Little duckling</w:t>
+      </w:r>
+    </w:p>
+    <w:p>
+      <w:pPr>
+        <w:rPr>
+          <w:rFonts w:ascii="Times New Roman" w:hAnsi="Times New Roman" w:cs="Times New Roman"/>
+        </w:rPr>
+      </w:pPr>
+      <w:r>
+        <w:rPr>
+          <w:rFonts w:ascii="Times New Roman" w:hAnsi="Times New Roman" w:cs="Times New Roman"/>
+        </w:rPr>
+        <w:lastRenderedPageBreak/>
+        <w:t>Little fish</w:t>
+      </w:r>
+    </w:p>
+    <w:p>
+      <w:pPr>
+        <w:rPr>
+          <w:rFonts w:ascii="Times New Roman" w:hAnsi="Times New Roman" w:cs="Times New Roman"/>
+        </w:rPr>
+      </w:pPr>
+      <w:r>
+        <w:rPr>
+          <w:rFonts w:ascii="Times New Roman" w:hAnsi="Times New Roman" w:cs="Times New Roman"/>
+        </w:rPr>
+        <w:t>Let's do the activities</w:t>
+      </w:r>
+    </w:p>
+    <w:p>
+      <w:pPr>
+        <w:rPr>
+          <w:rFonts w:ascii="Times New Roman" w:hAnsi="Times New Roman" w:cs="Times New Roman"/>
+        </w:rPr>
+      </w:pPr>
       <w:r>
         <w:rPr>
           <w:rFonts w:ascii="Times New Roman" w:hAnsi="Times New Roman" w:cs="Times New Roman"/>
           <w:b/>
           <w:bCs/>
         </w:rPr>
-        <w:t>On</w:t>
-      </w:r>
-      <w:proofErr w:type="gramEnd"/>
+        <w:t>Activity 1</w:t>
+      </w:r>
+      <w:r>
+        <w:rPr>
+          <w:rFonts w:ascii="Times New Roman" w:hAnsi="Times New Roman" w:cs="Times New Roman"/>
+        </w:rPr>
+        <w:t>: Color the pictures</w:t>
+      </w:r>
+    </w:p>
+    <w:p>
+      <w:pPr>
+        <w:rPr>
+          <w:rFonts w:ascii="Times New Roman" w:hAnsi="Times New Roman" w:cs="Times New Roman"/>
+        </w:rPr>
+      </w:pPr>
+      <w:r>
+        <w:rPr>
+          <w:rFonts w:ascii="Times New Roman" w:hAnsi="Times New Roman" w:cs="Times New Roman"/>
+        </w:rPr>
+        <w:t>Say the name of each animal</w:t>
+      </w:r>
+    </w:p>
+    <w:p>
+      <w:pPr>
+        <w:rPr>
+          <w:rFonts w:ascii="Times New Roman" w:hAnsi="Times New Roman" w:cs="Times New Roman"/>
+        </w:rPr>
+      </w:pPr>
+      <w:r>
+        <w:rPr>
+          <w:rFonts w:ascii="Times New Roman" w:hAnsi="Times New Roman" w:cs="Times New Roman"/>
+        </w:rPr>
+        <w:t>Dog</w:t>
+      </w:r>
+    </w:p>
+    <w:p>
+      <w:pPr>
+        <w:rPr>
+          <w:rFonts w:ascii="Times New Roman" w:hAnsi="Times New Roman" w:cs="Times New Roman"/>
+        </w:rPr>
+      </w:pPr>
+      <w:r>
+        <w:rPr>
+          <w:rFonts w:ascii="Times New Roman" w:hAnsi="Times New Roman" w:cs="Times New Roman"/>
+        </w:rPr>
+        <w:t>Puppy</w:t>
+      </w:r>
+    </w:p>
+    <w:p>
+      <w:pPr>
+        <w:rPr>
+          <w:rFonts w:ascii="Times New Roman" w:hAnsi="Times New Roman" w:cs="Times New Roman"/>
+        </w:rPr>
+      </w:pPr>
+      <w:r>
+        <w:rPr>
+          <w:rFonts w:ascii="Times New Roman" w:hAnsi="Times New Roman" w:cs="Times New Roman"/>
+        </w:rPr>
+        <w:t>Duck</w:t>
+      </w:r>
+    </w:p>
+    <w:p>
+      <w:pPr>
+        <w:rPr>
+          <w:rFonts w:ascii="Times New Roman" w:hAnsi="Times New Roman" w:cs="Times New Roman"/>
+        </w:rPr>
+      </w:pPr>
+      <w:r>
+        <w:rPr>
+          <w:rFonts w:ascii="Times New Roman" w:hAnsi="Times New Roman" w:cs="Times New Roman"/>
+        </w:rPr>
+        <w:t>Pig</w:t>
+      </w:r>
+    </w:p>
+    <w:p>
+      <w:pPr>
+        <w:rPr>
+          <w:rFonts w:ascii="Times New Roman" w:hAnsi="Times New Roman" w:cs="Times New Roman"/>
+        </w:rPr>
+      </w:pPr>
+      <w:r>
+        <w:rPr>
+          <w:rFonts w:ascii="Times New Roman" w:hAnsi="Times New Roman" w:cs="Times New Roman"/>
+        </w:rPr>
+        <w:t>Piglet</w:t>
+      </w:r>
+    </w:p>
+    <w:p>
+      <w:pPr>
+        <w:rPr>
+          <w:rFonts w:ascii="Times New Roman" w:hAnsi="Times New Roman" w:cs="Times New Roman"/>
+        </w:rPr>
+      </w:pPr>
+      <w:r>
+        <w:rPr>
+          <w:rFonts w:ascii="Times New Roman" w:hAnsi="Times New Roman" w:cs="Times New Roman"/>
+        </w:rPr>
+        <w:t>Duckling</w:t>
+      </w:r>
+    </w:p>
+    <w:p>
+      <w:pPr>
+        <w:rPr>
+          <w:rFonts w:ascii="Times New Roman" w:hAnsi="Times New Roman" w:cs="Times New Roman"/>
+        </w:rPr>
+      </w:pPr>
+    </w:p>
+    <w:p>
+      <w:pPr>
+        <w:rPr>
+          <w:rFonts w:ascii="Times New Roman" w:hAnsi="Times New Roman" w:cs="Times New Roman"/>
+        </w:rPr>
+      </w:pPr>
       <w:r>
         <w:rPr>
           <w:rFonts w:ascii="Times New Roman" w:hAnsi="Times New Roman" w:cs="Times New Roman"/>
           <w:b/>
           <w:bCs/>
         </w:rPr>
-        <w:t xml:space="preserve"> The Farm</w:t>
-      </w:r>
-    </w:p>
-    <w:p>
-      <w:pPr>
-        <w:rPr>
-          <w:rFonts w:ascii="Times New Roman" w:hAnsi="Times New Roman" w:cs="Times New Roman"/>
-        </w:rPr>
-      </w:pPr>
-      <w:r>
-        <w:rPr>
-          <w:rFonts w:ascii="Times New Roman" w:hAnsi="Times New Roman" w:cs="Times New Roman"/>
-        </w:rPr>
-        <w:t>It's Storytime</w:t>
-      </w:r>
-    </w:p>
-    <w:p>
-      <w:pPr>
-        <w:rPr>
-          <w:rFonts w:ascii="Times New Roman" w:hAnsi="Times New Roman" w:cs="Times New Roman"/>
-        </w:rPr>
-      </w:pPr>
-      <w:r>
-        <w:rPr>
-          <w:rFonts w:ascii="Times New Roman" w:hAnsi="Times New Roman" w:cs="Times New Roman"/>
-        </w:rPr>
-        <w:t>Big and Little on the Farm by Elisa Leung</w:t>
-      </w:r>
-    </w:p>
-    <w:p>
-      <w:pPr>
-        <w:rPr>
-          <w:rFonts w:ascii="Times New Roman" w:hAnsi="Times New Roman" w:cs="Times New Roman"/>
-        </w:rPr>
-      </w:pPr>
-      <w:r>
-        <w:rPr>
-          <w:rFonts w:ascii="Times New Roman" w:hAnsi="Times New Roman" w:cs="Times New Roman"/>
-        </w:rPr>
-        <w:t>I am a big pig</w:t>
-      </w:r>
-    </w:p>
-    <w:p>
-      <w:pPr>
-        <w:rPr>
-          <w:rFonts w:ascii="Times New Roman" w:hAnsi="Times New Roman" w:cs="Times New Roman"/>
-        </w:rPr>
-      </w:pPr>
-      <w:r>
-        <w:rPr>
-          <w:rFonts w:ascii="Times New Roman" w:hAnsi="Times New Roman" w:cs="Times New Roman"/>
-        </w:rPr>
-        <w:t>I like big apples</w:t>
-      </w:r>
-    </w:p>
-    <w:p>
-      <w:pPr>
-        <w:rPr>
-          <w:rFonts w:ascii="Times New Roman" w:hAnsi="Times New Roman" w:cs="Times New Roman"/>
-        </w:rPr>
-      </w:pPr>
-      <w:r>
-        <w:rPr>
-          <w:rFonts w:ascii="Times New Roman" w:hAnsi="Times New Roman" w:cs="Times New Roman"/>
-        </w:rPr>
-        <w:t>I am a little piglet</w:t>
-      </w:r>
-    </w:p>
-    <w:p>
-      <w:pPr>
-        <w:rPr>
-          <w:rFonts w:ascii="Times New Roman" w:hAnsi="Times New Roman" w:cs="Times New Roman"/>
-        </w:rPr>
-      </w:pPr>
-      <w:r>
-        <w:rPr>
-          <w:rFonts w:ascii="Times New Roman" w:hAnsi="Times New Roman" w:cs="Times New Roman"/>
-        </w:rPr>
-        <w:t>I like little apples</w:t>
-      </w:r>
-    </w:p>
-    <w:p>
-      <w:pPr>
-        <w:rPr>
-          <w:rFonts w:ascii="Times New Roman" w:hAnsi="Times New Roman" w:cs="Times New Roman"/>
-        </w:rPr>
-      </w:pPr>
-      <w:r>
-        <w:rPr>
-          <w:rFonts w:ascii="Times New Roman" w:hAnsi="Times New Roman" w:cs="Times New Roman"/>
-        </w:rPr>
-        <w:t>I am a big dog</w:t>
-      </w:r>
-    </w:p>
-    <w:p>
-      <w:pPr>
-        <w:rPr>
-          <w:rFonts w:ascii="Times New Roman" w:hAnsi="Times New Roman" w:cs="Times New Roman"/>
-        </w:rPr>
-      </w:pPr>
-      <w:r>
-        <w:rPr>
-          <w:rFonts w:ascii="Times New Roman" w:hAnsi="Times New Roman" w:cs="Times New Roman"/>
-        </w:rPr>
-        <w:t>I like big bones</w:t>
-      </w:r>
-    </w:p>
-    <w:p>
-      <w:pPr>
-        <w:rPr>
-          <w:rFonts w:ascii="Times New Roman" w:hAnsi="Times New Roman" w:cs="Times New Roman"/>
-        </w:rPr>
-      </w:pPr>
-      <w:r>
-        <w:rPr>
-          <w:rFonts w:ascii="Times New Roman" w:hAnsi="Times New Roman" w:cs="Times New Roman"/>
-        </w:rPr>
-        <w:t>I am a little puppy</w:t>
-      </w:r>
-    </w:p>
-    <w:p>
-      <w:pPr>
-        <w:rPr>
-          <w:rFonts w:ascii="Times New Roman" w:hAnsi="Times New Roman" w:cs="Times New Roman"/>
-        </w:rPr>
-      </w:pPr>
-      <w:r>
-        <w:rPr>
-          <w:rFonts w:ascii="Times New Roman" w:hAnsi="Times New Roman" w:cs="Times New Roman"/>
-        </w:rPr>
-        <w:t>I like little bones</w:t>
-      </w:r>
-    </w:p>
-    <w:p>
-      <w:pPr>
-        <w:rPr>
-          <w:rFonts w:ascii="Times New Roman" w:hAnsi="Times New Roman" w:cs="Times New Roman"/>
-        </w:rPr>
-      </w:pPr>
-      <w:r>
-        <w:rPr>
-          <w:rFonts w:ascii="Times New Roman" w:hAnsi="Times New Roman" w:cs="Times New Roman"/>
-        </w:rPr>
-        <w:t>I am a big duck</w:t>
-      </w:r>
-    </w:p>
-    <w:p>
-      <w:pPr>
-        <w:rPr>
-          <w:rFonts w:ascii="Times New Roman" w:hAnsi="Times New Roman" w:cs="Times New Roman"/>
-        </w:rPr>
-      </w:pPr>
-      <w:r>
-        <w:rPr>
-          <w:rFonts w:ascii="Times New Roman" w:hAnsi="Times New Roman" w:cs="Times New Roman"/>
-        </w:rPr>
-        <w:t>I like big fish</w:t>
-      </w:r>
-    </w:p>
-    <w:p>
-      <w:pPr>
-        <w:rPr>
-          <w:rFonts w:ascii="Times New Roman" w:hAnsi="Times New Roman" w:cs="Times New Roman"/>
-        </w:rPr>
-      </w:pPr>
-      <w:r>
-        <w:rPr>
-          <w:rFonts w:ascii="Times New Roman" w:hAnsi="Times New Roman" w:cs="Times New Roman"/>
-        </w:rPr>
-        <w:t>I am a little duckling</w:t>
-      </w:r>
-    </w:p>
-    <w:p>
-      <w:pPr>
-        <w:rPr>
-          <w:rFonts w:ascii="Times New Roman" w:hAnsi="Times New Roman" w:cs="Times New Roman"/>
-        </w:rPr>
-      </w:pPr>
-      <w:r>
-        <w:rPr>
-          <w:rFonts w:ascii="Times New Roman" w:hAnsi="Times New Roman" w:cs="Times New Roman"/>
-        </w:rPr>
-        <w:t>I like little fish</w:t>
-      </w:r>
-    </w:p>
-    <w:p>
-      <w:pPr>
-        <w:rPr>
-          <w:rFonts w:ascii="Times New Roman" w:hAnsi="Times New Roman" w:cs="Times New Roman"/>
-        </w:rPr>
-      </w:pPr>
-      <w:r>
-        <w:rPr>
-          <w:rFonts w:ascii="Times New Roman" w:hAnsi="Times New Roman" w:cs="Times New Roman"/>
-        </w:rPr>
-        <w:t>Let's read</w:t>
-      </w:r>
-    </w:p>
-    <w:p>
-      <w:pPr>
-        <w:rPr>
-          <w:rFonts w:ascii="Times New Roman" w:hAnsi="Times New Roman" w:cs="Times New Roman"/>
-        </w:rPr>
-      </w:pPr>
-      <w:r>
-        <w:rPr>
-          <w:rFonts w:ascii="Times New Roman" w:hAnsi="Times New Roman" w:cs="Times New Roman"/>
-        </w:rPr>
-        <w:t>Big pig</w:t>
-      </w:r>
-    </w:p>
-    <w:p>
-      <w:pPr>
-        <w:rPr>
-          <w:rFonts w:ascii="Times New Roman" w:hAnsi="Times New Roman" w:cs="Times New Roman"/>
-        </w:rPr>
-      </w:pPr>
-      <w:r>
-        <w:rPr>
-          <w:rFonts w:ascii="Times New Roman" w:hAnsi="Times New Roman" w:cs="Times New Roman"/>
-        </w:rPr>
-        <w:t>Big apples</w:t>
-      </w:r>
-    </w:p>
-    <w:p>
-      <w:pPr>
-        <w:rPr>
-          <w:rFonts w:ascii="Times New Roman" w:hAnsi="Times New Roman" w:cs="Times New Roman"/>
-        </w:rPr>
-      </w:pPr>
-      <w:r>
-        <w:rPr>
-          <w:rFonts w:ascii="Times New Roman" w:hAnsi="Times New Roman" w:cs="Times New Roman"/>
-        </w:rPr>
-        <w:t>Little </w:t>
-      </w:r>
-      <w:proofErr w:type="gramStart"/>
-      <w:r>
-        <w:rPr>
-          <w:rFonts w:ascii="Times New Roman" w:hAnsi="Times New Roman" w:cs="Times New Roman"/>
-        </w:rPr>
-        <w:t>piglet</w:t>
-      </w:r>
-      <w:proofErr w:type="gramEnd"/>
-    </w:p>
-    <w:p>
-      <w:pPr>
-        <w:rPr>
-          <w:rFonts w:ascii="Times New Roman" w:hAnsi="Times New Roman" w:cs="Times New Roman"/>
-        </w:rPr>
-      </w:pPr>
-      <w:r>
-        <w:rPr>
-          <w:rFonts w:ascii="Times New Roman" w:hAnsi="Times New Roman" w:cs="Times New Roman"/>
-        </w:rPr>
-        <w:t>Little apples</w:t>
-      </w:r>
-    </w:p>
-    <w:p>
-      <w:pPr>
-        <w:rPr>
-          <w:rFonts w:ascii="Times New Roman" w:hAnsi="Times New Roman" w:cs="Times New Roman"/>
-        </w:rPr>
-      </w:pPr>
-      <w:r>
-        <w:rPr>
-          <w:rFonts w:ascii="Times New Roman" w:hAnsi="Times New Roman" w:cs="Times New Roman"/>
-        </w:rPr>
-        <w:t>Big dog</w:t>
-      </w:r>
-    </w:p>
-    <w:p>
-      <w:pPr>
-        <w:rPr>
-          <w:rFonts w:ascii="Times New Roman" w:hAnsi="Times New Roman" w:cs="Times New Roman"/>
-        </w:rPr>
-      </w:pPr>
-      <w:r>
-        <w:rPr>
-          <w:rFonts w:ascii="Times New Roman" w:hAnsi="Times New Roman" w:cs="Times New Roman"/>
-        </w:rPr>
-        <w:t>Big bones</w:t>
-      </w:r>
-    </w:p>
-    <w:p>
-      <w:pPr>
-        <w:rPr>
-          <w:rFonts w:ascii="Times New Roman" w:hAnsi="Times New Roman" w:cs="Times New Roman"/>
-        </w:rPr>
-      </w:pPr>
-      <w:r>
-        <w:rPr>
-          <w:rFonts w:ascii="Times New Roman" w:hAnsi="Times New Roman" w:cs="Times New Roman"/>
-        </w:rPr>
-        <w:t>Little puppy</w:t>
-      </w:r>
-    </w:p>
-    <w:p>
-      <w:pPr>
-        <w:rPr>
-          <w:rFonts w:ascii="Times New Roman" w:hAnsi="Times New Roman" w:cs="Times New Roman"/>
-        </w:rPr>
-      </w:pPr>
-      <w:r>
-        <w:rPr>
-          <w:rFonts w:ascii="Times New Roman" w:hAnsi="Times New Roman" w:cs="Times New Roman"/>
-        </w:rPr>
-        <w:t>Little bones</w:t>
-      </w:r>
-    </w:p>
-    <w:p>
-      <w:pPr>
-        <w:rPr>
-          <w:rFonts w:ascii="Times New Roman" w:hAnsi="Times New Roman" w:cs="Times New Roman"/>
-        </w:rPr>
-      </w:pPr>
-      <w:r>
-        <w:rPr>
-          <w:rFonts w:ascii="Times New Roman" w:hAnsi="Times New Roman" w:cs="Times New Roman"/>
-        </w:rPr>
-        <w:t>Big duck</w:t>
-      </w:r>
-    </w:p>
-    <w:p>
-      <w:pPr>
-        <w:rPr>
-          <w:rFonts w:ascii="Times New Roman" w:hAnsi="Times New Roman" w:cs="Times New Roman"/>
-        </w:rPr>
-      </w:pPr>
-      <w:r>
-        <w:rPr>
-          <w:rFonts w:ascii="Times New Roman" w:hAnsi="Times New Roman" w:cs="Times New Roman"/>
-        </w:rPr>
-        <w:t>Big fish</w:t>
-      </w:r>
-    </w:p>
-    <w:p>
-      <w:pPr>
-        <w:rPr>
-          <w:rFonts w:ascii="Times New Roman" w:hAnsi="Times New Roman" w:cs="Times New Roman"/>
-        </w:rPr>
-      </w:pPr>
-      <w:r>
-        <w:rPr>
-          <w:rFonts w:ascii="Times New Roman" w:hAnsi="Times New Roman" w:cs="Times New Roman"/>
-        </w:rPr>
-        <w:t>Little duckling</w:t>
-      </w:r>
-    </w:p>
-    <w:p>
-      <w:pPr>
-        <w:rPr>
-          <w:rFonts w:ascii="Times New Roman" w:hAnsi="Times New Roman" w:cs="Times New Roman"/>
-        </w:rPr>
-      </w:pPr>
-      <w:r>
-        <w:rPr>
-          <w:rFonts w:ascii="Times New Roman" w:hAnsi="Times New Roman" w:cs="Times New Roman"/>
-        </w:rPr>
-        <w:lastRenderedPageBreak/>
-        <w:t>Little fish</w:t>
-      </w:r>
-    </w:p>
-    <w:p>
-      <w:pPr>
-        <w:rPr>
-          <w:rFonts w:ascii="Times New Roman" w:hAnsi="Times New Roman" w:cs="Times New Roman"/>
-        </w:rPr>
-      </w:pPr>
-      <w:r>
-        <w:rPr>
-          <w:rFonts w:ascii="Times New Roman" w:hAnsi="Times New Roman" w:cs="Times New Roman"/>
-        </w:rPr>
-        <w:t>Let's do the activities</w:t>
-      </w:r>
+        <w:t>Activity 2</w:t>
+      </w:r>
+      <w:r>
+        <w:rPr>
+          <w:rFonts w:ascii="Times New Roman" w:hAnsi="Times New Roman" w:cs="Times New Roman"/>
+        </w:rPr>
+        <w:t>: Draw a line to the food each animal likes to eat</w:t>
+      </w:r>
+    </w:p>
+    <w:p>
+      <w:pPr>
+        <w:rPr>
+          <w:rFonts w:ascii="Times New Roman" w:hAnsi="Times New Roman" w:cs="Times New Roman"/>
+        </w:rPr>
+      </w:pPr>
+      <w:r>
+        <w:rPr>
+          <w:rFonts w:ascii="Times New Roman" w:hAnsi="Times New Roman" w:cs="Times New Roman"/>
+        </w:rPr>
+        <w:t>The big pig likes big apples</w:t>
+      </w:r>
+    </w:p>
+    <w:p>
+      <w:pPr>
+        <w:rPr>
+          <w:rFonts w:ascii="Times New Roman" w:hAnsi="Times New Roman" w:cs="Times New Roman"/>
+        </w:rPr>
+      </w:pPr>
+      <w:r>
+        <w:rPr>
+          <w:rFonts w:ascii="Times New Roman" w:hAnsi="Times New Roman" w:cs="Times New Roman"/>
+        </w:rPr>
+        <w:t>The little piglet likes little apples</w:t>
+      </w:r>
+    </w:p>
+    <w:p>
+      <w:pPr>
+        <w:rPr>
+          <w:rFonts w:ascii="Times New Roman" w:hAnsi="Times New Roman" w:cs="Times New Roman"/>
+        </w:rPr>
+      </w:pPr>
+      <w:r>
+        <w:rPr>
+          <w:rFonts w:ascii="Times New Roman" w:hAnsi="Times New Roman" w:cs="Times New Roman"/>
+        </w:rPr>
+        <w:t>The big dog likes big bones</w:t>
+      </w:r>
+    </w:p>
+    <w:p>
+      <w:pPr>
+        <w:rPr>
+          <w:rFonts w:ascii="Times New Roman" w:hAnsi="Times New Roman" w:cs="Times New Roman"/>
+        </w:rPr>
+      </w:pPr>
+      <w:r>
+        <w:rPr>
+          <w:rFonts w:ascii="Times New Roman" w:hAnsi="Times New Roman" w:cs="Times New Roman"/>
+        </w:rPr>
+        <w:t>The little puppy likes little bones</w:t>
+      </w:r>
+    </w:p>
+    <w:p>
+      <w:pPr>
+        <w:rPr>
+          <w:rFonts w:ascii="Times New Roman" w:hAnsi="Times New Roman" w:cs="Times New Roman"/>
+        </w:rPr>
+      </w:pPr>
+      <w:r>
+        <w:rPr>
+          <w:rFonts w:ascii="Times New Roman" w:hAnsi="Times New Roman" w:cs="Times New Roman"/>
+        </w:rPr>
+        <w:t>The big duck likes big fish</w:t>
+      </w:r>
+    </w:p>
+    <w:p>
+      <w:pPr>
+        <w:rPr>
+          <w:rFonts w:ascii="Times New Roman" w:hAnsi="Times New Roman" w:cs="Times New Roman"/>
+        </w:rPr>
+      </w:pPr>
+      <w:r>
+        <w:rPr>
+          <w:rFonts w:ascii="Times New Roman" w:hAnsi="Times New Roman" w:cs="Times New Roman"/>
+        </w:rPr>
+        <w:t>The little duckling likes little fish</w:t>
+      </w:r>
+    </w:p>
+    <w:p>
+      <w:pPr>
+        <w:rPr>
+          <w:rFonts w:ascii="Times New Roman" w:hAnsi="Times New Roman" w:cs="Times New Roman"/>
+        </w:rPr>
+      </w:pPr>
     </w:p>
     <w:p>
       <w:pPr>
@@ -2042,26 +2230,26 @@
           <w:b/>
           <w:bCs/>
         </w:rPr>
-        <w:t>Activity 1</w:t>
-      </w:r>
-      <w:r>
-        <w:rPr>
-          <w:rFonts w:ascii="Times New Roman" w:hAnsi="Times New Roman" w:cs="Times New Roman"/>
-        </w:rPr>
-        <w:t>: Color the pictures</w:t>
-      </w:r>
-    </w:p>
-    <w:p>
-      <w:pPr>
-        <w:rPr>
-          <w:rFonts w:ascii="Times New Roman" w:hAnsi="Times New Roman" w:cs="Times New Roman"/>
-        </w:rPr>
-      </w:pPr>
-      <w:r>
-        <w:rPr>
-          <w:rFonts w:ascii="Times New Roman" w:hAnsi="Times New Roman" w:cs="Times New Roman"/>
-        </w:rPr>
-        <w:t>Say the name of each animal</w:t>
+        <w:t>Activity 3</w:t>
+      </w:r>
+      <w:r>
+        <w:rPr>
+          <w:rFonts w:ascii="Times New Roman" w:hAnsi="Times New Roman" w:cs="Times New Roman"/>
+        </w:rPr>
+        <w:t>: Help the mother find its baby</w:t>
+      </w:r>
+    </w:p>
+    <w:p>
+      <w:pPr>
+        <w:rPr>
+          <w:rFonts w:ascii="Times New Roman" w:hAnsi="Times New Roman" w:cs="Times New Roman"/>
+        </w:rPr>
+      </w:pPr>
+      <w:r>
+        <w:rPr>
+          <w:rFonts w:ascii="Times New Roman" w:hAnsi="Times New Roman" w:cs="Times New Roman"/>
+        </w:rPr>
+        <w:t>Match them with the same color</w:t>
       </w:r>
     </w:p>
     <w:p>
@@ -2100,6 +2288,32 @@
         <w:rPr>
           <w:rFonts w:ascii="Times New Roman" w:hAnsi="Times New Roman" w:cs="Times New Roman"/>
         </w:rPr>
+        <w:t>Pig</w:t>
+      </w:r>
+    </w:p>
+    <w:p>
+      <w:pPr>
+        <w:rPr>
+          <w:rFonts w:ascii="Times New Roman" w:hAnsi="Times New Roman" w:cs="Times New Roman"/>
+        </w:rPr>
+      </w:pPr>
+      <w:r>
+        <w:rPr>
+          <w:rFonts w:ascii="Times New Roman" w:hAnsi="Times New Roman" w:cs="Times New Roman"/>
+        </w:rPr>
+        <w:t>Piglet</w:t>
+      </w:r>
+    </w:p>
+    <w:p>
+      <w:pPr>
+        <w:rPr>
+          <w:rFonts w:ascii="Times New Roman" w:hAnsi="Times New Roman" w:cs="Times New Roman"/>
+        </w:rPr>
+      </w:pPr>
+      <w:r>
+        <w:rPr>
+          <w:rFonts w:ascii="Times New Roman" w:hAnsi="Times New Roman" w:cs="Times New Roman"/>
+        </w:rPr>
         <w:t>Duck</w:t>
       </w:r>
     </w:p>
@@ -2113,41 +2327,8 @@
         <w:rPr>
           <w:rFonts w:ascii="Times New Roman" w:hAnsi="Times New Roman" w:cs="Times New Roman"/>
         </w:rPr>
-        <w:t>Pig</w:t>
-      </w:r>
-    </w:p>
-    <w:p>
-      <w:pPr>
-        <w:rPr>
-          <w:rFonts w:ascii="Times New Roman" w:hAnsi="Times New Roman" w:cs="Times New Roman"/>
-        </w:rPr>
-      </w:pPr>
-      <w:r>
-        <w:rPr>
-          <w:rFonts w:ascii="Times New Roman" w:hAnsi="Times New Roman" w:cs="Times New Roman"/>
-        </w:rPr>
-        <w:t>Piglet</w:t>
-      </w:r>
-    </w:p>
-    <w:p>
-      <w:pPr>
-        <w:rPr>
-          <w:rFonts w:ascii="Times New Roman" w:hAnsi="Times New Roman" w:cs="Times New Roman"/>
-        </w:rPr>
-      </w:pPr>
-      <w:r>
-        <w:rPr>
-          <w:rFonts w:ascii="Times New Roman" w:hAnsi="Times New Roman" w:cs="Times New Roman"/>
-        </w:rPr>
         <w:t>Duckling</w:t>
       </w:r>
-    </w:p>
-    <w:p>
-      <w:pPr>
-        <w:rPr>
-          <w:rFonts w:ascii="Times New Roman" w:hAnsi="Times New Roman" w:cs="Times New Roman"/>
-        </w:rPr>
-      </w:pPr>
     </w:p>
     <w:p>
       <w:pPr>
@@ -2161,224 +2342,6 @@
           <w:b/>
           <w:bCs/>
         </w:rPr>
-        <w:t>Activity 2</w:t>
-      </w:r>
-      <w:r>
-        <w:rPr>
-          <w:rFonts w:ascii="Times New Roman" w:hAnsi="Times New Roman" w:cs="Times New Roman"/>
-        </w:rPr>
-        <w:t>: Draw a line to the food each animal likes to eat</w:t>
-      </w:r>
-    </w:p>
-    <w:p>
-      <w:pPr>
-        <w:rPr>
-          <w:rFonts w:ascii="Times New Roman" w:hAnsi="Times New Roman" w:cs="Times New Roman"/>
-        </w:rPr>
-      </w:pPr>
-      <w:r>
-        <w:rPr>
-          <w:rFonts w:ascii="Times New Roman" w:hAnsi="Times New Roman" w:cs="Times New Roman"/>
-        </w:rPr>
-        <w:t>The big pig likes big apples</w:t>
-      </w:r>
-    </w:p>
-    <w:p>
-      <w:pPr>
-        <w:rPr>
-          <w:rFonts w:ascii="Times New Roman" w:hAnsi="Times New Roman" w:cs="Times New Roman"/>
-        </w:rPr>
-      </w:pPr>
-      <w:r>
-        <w:rPr>
-          <w:rFonts w:ascii="Times New Roman" w:hAnsi="Times New Roman" w:cs="Times New Roman"/>
-        </w:rPr>
-        <w:t>The little piglet likes little apples</w:t>
-      </w:r>
-    </w:p>
-    <w:p>
-      <w:pPr>
-        <w:rPr>
-          <w:rFonts w:ascii="Times New Roman" w:hAnsi="Times New Roman" w:cs="Times New Roman"/>
-        </w:rPr>
-      </w:pPr>
-      <w:r>
-        <w:rPr>
-          <w:rFonts w:ascii="Times New Roman" w:hAnsi="Times New Roman" w:cs="Times New Roman"/>
-        </w:rPr>
-        <w:t>The big dog likes big bones</w:t>
-      </w:r>
-    </w:p>
-    <w:p>
-      <w:pPr>
-        <w:rPr>
-          <w:rFonts w:ascii="Times New Roman" w:hAnsi="Times New Roman" w:cs="Times New Roman"/>
-        </w:rPr>
-      </w:pPr>
-      <w:r>
-        <w:rPr>
-          <w:rFonts w:ascii="Times New Roman" w:hAnsi="Times New Roman" w:cs="Times New Roman"/>
-        </w:rPr>
-        <w:t>The little puppy likes little bones</w:t>
-      </w:r>
-    </w:p>
-    <w:p>
-      <w:pPr>
-        <w:rPr>
-          <w:rFonts w:ascii="Times New Roman" w:hAnsi="Times New Roman" w:cs="Times New Roman"/>
-        </w:rPr>
-      </w:pPr>
-      <w:r>
-        <w:rPr>
-          <w:rFonts w:ascii="Times New Roman" w:hAnsi="Times New Roman" w:cs="Times New Roman"/>
-        </w:rPr>
-        <w:t>The big duck likes big fish</w:t>
-      </w:r>
-    </w:p>
-    <w:p>
-      <w:pPr>
-        <w:rPr>
-          <w:rFonts w:ascii="Times New Roman" w:hAnsi="Times New Roman" w:cs="Times New Roman"/>
-        </w:rPr>
-      </w:pPr>
-      <w:r>
-        <w:rPr>
-          <w:rFonts w:ascii="Times New Roman" w:hAnsi="Times New Roman" w:cs="Times New Roman"/>
-        </w:rPr>
-        <w:t>The little duckling likes little fish</w:t>
-      </w:r>
-    </w:p>
-    <w:p>
-      <w:pPr>
-        <w:rPr>
-          <w:rFonts w:ascii="Times New Roman" w:hAnsi="Times New Roman" w:cs="Times New Roman"/>
-        </w:rPr>
-      </w:pPr>
-    </w:p>
-    <w:p>
-      <w:pPr>
-        <w:rPr>
-          <w:rFonts w:ascii="Times New Roman" w:hAnsi="Times New Roman" w:cs="Times New Roman"/>
-        </w:rPr>
-      </w:pPr>
-      <w:r>
-        <w:rPr>
-          <w:rFonts w:ascii="Times New Roman" w:hAnsi="Times New Roman" w:cs="Times New Roman"/>
-          <w:b/>
-          <w:bCs/>
-        </w:rPr>
-        <w:t>Activity 3</w:t>
-      </w:r>
-      <w:r>
-        <w:rPr>
-          <w:rFonts w:ascii="Times New Roman" w:hAnsi="Times New Roman" w:cs="Times New Roman"/>
-        </w:rPr>
-        <w:t>: Help the mother find its baby</w:t>
-      </w:r>
-    </w:p>
-    <w:p>
-      <w:pPr>
-        <w:rPr>
-          <w:rFonts w:ascii="Times New Roman" w:hAnsi="Times New Roman" w:cs="Times New Roman"/>
-        </w:rPr>
-      </w:pPr>
-      <w:r>
-        <w:rPr>
-          <w:rFonts w:ascii="Times New Roman" w:hAnsi="Times New Roman" w:cs="Times New Roman"/>
-        </w:rPr>
-        <w:t>Match them with the same color</w:t>
-      </w:r>
-    </w:p>
-    <w:p>
-      <w:pPr>
-        <w:rPr>
-          <w:rFonts w:ascii="Times New Roman" w:hAnsi="Times New Roman" w:cs="Times New Roman"/>
-        </w:rPr>
-      </w:pPr>
-      <w:r>
-        <w:rPr>
-          <w:rFonts w:ascii="Times New Roman" w:hAnsi="Times New Roman" w:cs="Times New Roman"/>
-        </w:rPr>
-        <w:t>Dog</w:t>
-      </w:r>
-    </w:p>
-    <w:p>
-      <w:pPr>
-        <w:rPr>
-          <w:rFonts w:ascii="Times New Roman" w:hAnsi="Times New Roman" w:cs="Times New Roman"/>
-        </w:rPr>
-      </w:pPr>
-      <w:r>
-        <w:rPr>
-          <w:rFonts w:ascii="Times New Roman" w:hAnsi="Times New Roman" w:cs="Times New Roman"/>
-        </w:rPr>
-        <w:t>Puppy</w:t>
-      </w:r>
-    </w:p>
-    <w:p>
-      <w:pPr>
-        <w:rPr>
-          <w:rFonts w:ascii="Times New Roman" w:hAnsi="Times New Roman" w:cs="Times New Roman"/>
-        </w:rPr>
-      </w:pPr>
-      <w:r>
-        <w:rPr>
-          <w:rFonts w:ascii="Times New Roman" w:hAnsi="Times New Roman" w:cs="Times New Roman"/>
-        </w:rPr>
-        <w:t>Pig</w:t>
-      </w:r>
-    </w:p>
-    <w:p>
-      <w:pPr>
-        <w:rPr>
-          <w:rFonts w:ascii="Times New Roman" w:hAnsi="Times New Roman" w:cs="Times New Roman"/>
-        </w:rPr>
-      </w:pPr>
-      <w:r>
-        <w:rPr>
-          <w:rFonts w:ascii="Times New Roman" w:hAnsi="Times New Roman" w:cs="Times New Roman"/>
-        </w:rPr>
-        <w:t>Piglet</w:t>
-      </w:r>
-    </w:p>
-    <w:p>
-      <w:pPr>
-        <w:rPr>
-          <w:rFonts w:ascii="Times New Roman" w:hAnsi="Times New Roman" w:cs="Times New Roman"/>
-        </w:rPr>
-      </w:pPr>
-      <w:r>
-        <w:rPr>
-          <w:rFonts w:ascii="Times New Roman" w:hAnsi="Times New Roman" w:cs="Times New Roman"/>
-        </w:rPr>
-        <w:t>Duck</w:t>
-      </w:r>
-    </w:p>
-    <w:p>
-      <w:pPr>
-        <w:rPr>
-          <w:rFonts w:ascii="Times New Roman" w:hAnsi="Times New Roman" w:cs="Times New Roman"/>
-        </w:rPr>
-      </w:pPr>
-      <w:r>
-        <w:rPr>
-          <w:rFonts w:ascii="Times New Roman" w:hAnsi="Times New Roman" w:cs="Times New Roman"/>
-        </w:rPr>
-        <w:t>Duckling</w:t>
-      </w:r>
-    </w:p>
-    <w:p>
-      <w:pPr>
-        <w:rPr>
-          <w:rFonts w:ascii="Times New Roman" w:hAnsi="Times New Roman" w:cs="Times New Roman"/>
-        </w:rPr>
-      </w:pPr>
-      <w:r>
-        <w:rPr>
-          <w:rFonts w:ascii="Times New Roman" w:hAnsi="Times New Roman" w:cs="Times New Roman"/>
-          <w:b/>
-          <w:bCs/>
-        </w:rPr>
         <w:lastRenderedPageBreak/>
         <w:t>Activity 4</w:t>
       </w:r>
@@ -2412,37 +2375,21 @@
         <w:rPr>
           <w:rFonts w:ascii="Times New Roman" w:hAnsi="Times New Roman" w:cs="Times New Roman"/>
         </w:rPr>
-        <w:t>A.</w:t>
-      </w:r>
-      <w:proofErr w:type="gramStart"/>
-      <w:r>
-        <w:rPr>
-          <w:rFonts w:ascii="Times New Roman" w:hAnsi="Times New Roman" w:cs="Times New Roman"/>
-        </w:rPr>
-        <w:t>..Apple</w:t>
-      </w:r>
-      <w:proofErr w:type="gramEnd"/>
-    </w:p>
-    <w:p>
-      <w:pPr>
-        <w:rPr>
-          <w:rFonts w:ascii="Times New Roman" w:hAnsi="Times New Roman" w:cs="Times New Roman"/>
-        </w:rPr>
-      </w:pPr>
-      <w:r>
-        <w:rPr>
-          <w:rFonts w:ascii="Times New Roman" w:hAnsi="Times New Roman" w:cs="Times New Roman"/>
-        </w:rPr>
-        <w:t>B.</w:t>
-      </w:r>
-      <w:proofErr w:type="gramStart"/>
-      <w:r>
-        <w:rPr>
-          <w:rFonts w:ascii="Times New Roman" w:hAnsi="Times New Roman" w:cs="Times New Roman"/>
-        </w:rPr>
-        <w:t>..Bone</w:t>
-      </w:r>
-      <w:proofErr w:type="gramEnd"/>
+        <w:t>A...Apple</w:t>
+      </w:r>
+    </w:p>
+    <w:p>
+      <w:pPr>
+        <w:rPr>
+          <w:rFonts w:ascii="Times New Roman" w:hAnsi="Times New Roman" w:cs="Times New Roman"/>
+        </w:rPr>
+      </w:pPr>
+      <w:r>
+        <w:rPr>
+          <w:rFonts w:ascii="Times New Roman" w:hAnsi="Times New Roman" w:cs="Times New Roman"/>
+        </w:rPr>
+        <w:t>B...Bone</w:t>
+      </w:r>
     </w:p>
     <w:p>
       <w:pPr>
